--- a/revise/Day 5/test case.docx
+++ b/revise/Day 5/test case.docx
@@ -623,6 +623,116 @@
           <w:szCs w:val="32"/>
         </w:rPr>
         <w:t>cần xem thêm</w:t>
+      </w:r>
+      <w:r>
+        <w:rPr>
+          <w:rFonts w:ascii="Times New Roman" w:hAnsi="Times New Roman" w:cs="Times New Roman"/>
+          <w:sz w:val="32"/>
+          <w:szCs w:val="32"/>
+        </w:rPr>
+        <w:t xml:space="preserve"> – đã được fix, giờ so điểm ez. </w:t>
+      </w:r>
+    </w:p>
+    <w:p>
+      <w:pPr>
+        <w:rPr>
+          <w:rFonts w:ascii="Times New Roman" w:hAnsi="Times New Roman" w:cs="Times New Roman"/>
+          <w:sz w:val="32"/>
+          <w:szCs w:val="32"/>
+        </w:rPr>
+      </w:pPr>
+      <w:r>
+        <w:rPr>
+          <w:rFonts w:ascii="Times New Roman" w:hAnsi="Times New Roman" w:cs="Times New Roman"/>
+          <w:sz w:val="32"/>
+          <w:szCs w:val="32"/>
+        </w:rPr>
+        <w:t>Day 3:</w:t>
+      </w:r>
+    </w:p>
+    <w:p>
+      <w:pPr>
+        <w:rPr>
+          <w:rFonts w:ascii="Times New Roman" w:hAnsi="Times New Roman" w:cs="Times New Roman"/>
+          <w:sz w:val="32"/>
+          <w:szCs w:val="32"/>
+        </w:rPr>
+      </w:pPr>
+      <w:r>
+        <w:rPr>
+          <w:rFonts w:ascii="Times New Roman" w:hAnsi="Times New Roman" w:cs="Times New Roman"/>
+          <w:sz w:val="32"/>
+          <w:szCs w:val="32"/>
+        </w:rPr>
+        <w:t>Open live server =&gt; thấy setup screen =&gt; bú</w:t>
+      </w:r>
+    </w:p>
+    <w:p>
+      <w:pPr>
+        <w:rPr>
+          <w:rFonts w:ascii="Times New Roman" w:hAnsi="Times New Roman" w:cs="Times New Roman"/>
+          <w:sz w:val="32"/>
+          <w:szCs w:val="32"/>
+        </w:rPr>
+      </w:pPr>
+      <w:r>
+        <w:rPr>
+          <w:rFonts w:ascii="Times New Roman" w:hAnsi="Times New Roman" w:cs="Times New Roman"/>
+          <w:sz w:val="32"/>
+          <w:szCs w:val="32"/>
+        </w:rPr>
+        <w:t>Bấm single player + chọn số người =&gt; màn hình game =&gt; bú</w:t>
+      </w:r>
+    </w:p>
+    <w:p>
+      <w:pPr>
+        <w:rPr>
+          <w:rFonts w:ascii="Times New Roman" w:hAnsi="Times New Roman" w:cs="Times New Roman"/>
+          <w:sz w:val="32"/>
+          <w:szCs w:val="32"/>
+        </w:rPr>
+      </w:pPr>
+      <w:r>
+        <w:rPr>
+          <w:rFonts w:ascii="Times New Roman" w:hAnsi="Times New Roman" w:cs="Times New Roman"/>
+          <w:sz w:val="32"/>
+          <w:szCs w:val="32"/>
+        </w:rPr>
+        <w:t>Single player + 2/3/4 người =&gt; hiện đúng, bú</w:t>
+      </w:r>
+    </w:p>
+    <w:p>
+      <w:pPr>
+        <w:rPr>
+          <w:rFonts w:ascii="Times New Roman" w:hAnsi="Times New Roman" w:cs="Times New Roman"/>
+          <w:sz w:val="32"/>
+          <w:szCs w:val="32"/>
+        </w:rPr>
+      </w:pPr>
+      <w:r>
+        <w:rPr>
+          <w:rFonts w:ascii="Times New Roman" w:hAnsi="Times New Roman" w:cs="Times New Roman"/>
+          <w:sz w:val="32"/>
+          <w:szCs w:val="32"/>
+        </w:rPr>
+        <w:t>Vào, bot vẫn chạy oke =&gt; bú</w:t>
+      </w:r>
+    </w:p>
+    <w:p>
+      <w:pPr>
+        <w:rPr>
+          <w:rFonts w:ascii="Times New Roman" w:hAnsi="Times New Roman" w:cs="Times New Roman"/>
+          <w:sz w:val="32"/>
+          <w:szCs w:val="32"/>
+        </w:rPr>
+      </w:pPr>
+      <w:r>
+        <w:rPr>
+          <w:rFonts w:ascii="Times New Roman" w:hAnsi="Times New Roman" w:cs="Times New Roman"/>
+          <w:sz w:val="32"/>
+          <w:szCs w:val="32"/>
+        </w:rPr>
+        <w:t>Bấm vs bot, reset lại game =&gt; bú</w:t>
       </w:r>
     </w:p>
     <w:sectPr>

--- a/revise/Day 5/test case.docx
+++ b/revise/Day 5/test case.docx
@@ -733,6 +733,90 @@
           <w:szCs w:val="32"/>
         </w:rPr>
         <w:t>Bấm vs bot, reset lại game =&gt; bú</w:t>
+      </w:r>
+    </w:p>
+    <w:p>
+      <w:pPr>
+        <w:rPr>
+          <w:rFonts w:ascii="Times New Roman" w:hAnsi="Times New Roman" w:cs="Times New Roman"/>
+          <w:sz w:val="32"/>
+          <w:szCs w:val="32"/>
+        </w:rPr>
+      </w:pPr>
+      <w:r>
+        <w:rPr>
+          <w:rFonts w:ascii="Times New Roman" w:hAnsi="Times New Roman" w:cs="Times New Roman"/>
+          <w:sz w:val="32"/>
+          <w:szCs w:val="32"/>
+        </w:rPr>
+        <w:t>Day 4:</w:t>
+      </w:r>
+    </w:p>
+    <w:p>
+      <w:pPr>
+        <w:rPr>
+          <w:rFonts w:ascii="Times New Roman" w:hAnsi="Times New Roman" w:cs="Times New Roman"/>
+          <w:sz w:val="32"/>
+          <w:szCs w:val="32"/>
+        </w:rPr>
+      </w:pPr>
+      <w:r>
+        <w:rPr>
+          <w:rFonts w:ascii="Times New Roman" w:hAnsi="Times New Roman" w:cs="Times New Roman"/>
+          <w:sz w:val="32"/>
+          <w:szCs w:val="32"/>
+        </w:rPr>
+        <w:t>LEFT      CENTER                RIGHT</w:t>
+      </w:r>
+    </w:p>
+    <w:p>
+      <w:pPr>
+        <w:rPr>
+          <w:rFonts w:ascii="Times New Roman" w:hAnsi="Times New Roman" w:cs="Times New Roman"/>
+          <w:sz w:val="32"/>
+          <w:szCs w:val="32"/>
+        </w:rPr>
+      </w:pPr>
+      <w:r>
+        <w:rPr>
+          <w:rFonts w:ascii="Times New Roman" w:hAnsi="Times New Roman" w:cs="Times New Roman"/>
+          <w:sz w:val="32"/>
+          <w:szCs w:val="32"/>
+        </w:rPr>
+        <w:t>Players   Market + Nobles       Current Player</w:t>
+      </w:r>
+      <w:r>
+        <w:rPr>
+          <w:rFonts w:ascii="Times New Roman" w:hAnsi="Times New Roman" w:cs="Times New Roman"/>
+          <w:sz w:val="32"/>
+          <w:szCs w:val="32"/>
+        </w:rPr>
+        <w:t xml:space="preserve"> + log</w:t>
+      </w:r>
+    </w:p>
+    <w:p>
+      <w:pPr>
+        <w:rPr>
+          <w:rFonts w:ascii="Times New Roman" w:hAnsi="Times New Roman" w:cs="Times New Roman"/>
+          <w:sz w:val="32"/>
+          <w:szCs w:val="32"/>
+        </w:rPr>
+      </w:pPr>
+      <w:r>
+        <w:rPr>
+          <w:rFonts w:ascii="Times New Roman" w:hAnsi="Times New Roman" w:cs="Times New Roman"/>
+          <w:sz w:val="32"/>
+          <w:szCs w:val="32"/>
+        </w:rPr>
+        <w:t>BOTTOM = Action buttons only</w:t>
+      </w:r>
+      <w:r>
+        <w:rPr>
+          <w:rFonts w:ascii="Times New Roman" w:hAnsi="Times New Roman" w:cs="Times New Roman"/>
+          <w:sz w:val="32"/>
+          <w:szCs w:val="32"/>
+        </w:rPr>
+        <w:t>(thiz will change in the future)</w:t>
       </w:r>
     </w:p>
     <w:sectPr>

--- a/revise/Day 5/test case.docx
+++ b/revise/Day 5/test case.docx
@@ -808,15 +808,142 @@
           <w:sz w:val="32"/>
           <w:szCs w:val="32"/>
         </w:rPr>
-        <w:t>BOTTOM = Action buttons only</w:t>
-      </w:r>
-      <w:r>
-        <w:rPr>
-          <w:rFonts w:ascii="Times New Roman" w:hAnsi="Times New Roman" w:cs="Times New Roman"/>
-          <w:sz w:val="32"/>
-          <w:szCs w:val="32"/>
-        </w:rPr>
-        <w:t>(thiz will change in the future)</w:t>
+        <w:t xml:space="preserve">BOTTOM = Action buttons </w:t>
+      </w:r>
+      <w:proofErr w:type="gramStart"/>
+      <w:r>
+        <w:rPr>
+          <w:rFonts w:ascii="Times New Roman" w:hAnsi="Times New Roman" w:cs="Times New Roman"/>
+          <w:sz w:val="32"/>
+          <w:szCs w:val="32"/>
+        </w:rPr>
+        <w:t>only</w:t>
+      </w:r>
+      <w:r>
+        <w:rPr>
+          <w:rFonts w:ascii="Times New Roman" w:hAnsi="Times New Roman" w:cs="Times New Roman"/>
+          <w:sz w:val="32"/>
+          <w:szCs w:val="32"/>
+        </w:rPr>
+        <w:t>(</w:t>
+      </w:r>
+      <w:proofErr w:type="gramEnd"/>
+      <w:r>
+        <w:rPr>
+          <w:rFonts w:ascii="Times New Roman" w:hAnsi="Times New Roman" w:cs="Times New Roman"/>
+          <w:sz w:val="32"/>
+          <w:szCs w:val="32"/>
+        </w:rPr>
+        <w:t>thiz will change in the future)</w:t>
+      </w:r>
+    </w:p>
+    <w:p>
+      <w:pPr>
+        <w:rPr>
+          <w:rFonts w:ascii="Times New Roman" w:hAnsi="Times New Roman" w:cs="Times New Roman"/>
+          <w:sz w:val="32"/>
+          <w:szCs w:val="32"/>
+        </w:rPr>
+      </w:pPr>
+      <w:r>
+        <w:rPr>
+          <w:rFonts w:ascii="Times New Roman" w:hAnsi="Times New Roman" w:cs="Times New Roman"/>
+          <w:sz w:val="32"/>
+          <w:szCs w:val="32"/>
+        </w:rPr>
+        <w:t>Day 6:</w:t>
+      </w:r>
+    </w:p>
+    <w:p>
+      <w:pPr>
+        <w:rPr>
+          <w:rFonts w:ascii="Times New Roman" w:hAnsi="Times New Roman" w:cs="Times New Roman"/>
+          <w:sz w:val="32"/>
+          <w:szCs w:val="32"/>
+        </w:rPr>
+      </w:pPr>
+      <w:r>
+        <w:rPr>
+          <w:rFonts w:ascii="Times New Roman" w:hAnsi="Times New Roman" w:cs="Times New Roman"/>
+          <w:sz w:val="32"/>
+          <w:szCs w:val="32"/>
+        </w:rPr>
+        <w:t>Làm gọn bên trái: Players Overview</w:t>
+      </w:r>
+    </w:p>
+    <w:p>
+      <w:pPr>
+        <w:rPr>
+          <w:rFonts w:ascii="Times New Roman" w:hAnsi="Times New Roman" w:cs="Times New Roman"/>
+          <w:sz w:val="32"/>
+          <w:szCs w:val="32"/>
+        </w:rPr>
+      </w:pPr>
+      <w:r>
+        <w:rPr>
+          <w:rFonts w:ascii="Times New Roman" w:hAnsi="Times New Roman" w:cs="Times New Roman"/>
+          <w:sz w:val="32"/>
+          <w:szCs w:val="32"/>
+        </w:rPr>
+        <w:t>1</w:t>
+      </w:r>
+      <w:r>
+        <w:rPr>
+          <w:rFonts w:ascii="Times New Roman" w:hAnsi="Times New Roman" w:cs="Times New Roman"/>
+          <w:sz w:val="32"/>
+          <w:szCs w:val="32"/>
+        </w:rPr>
+        <w:t>. Rút bớt chữ trong player card</w:t>
+      </w:r>
+    </w:p>
+    <w:p>
+      <w:pPr>
+        <w:rPr>
+          <w:rFonts w:ascii="Times New Roman" w:hAnsi="Times New Roman" w:cs="Times New Roman"/>
+          <w:sz w:val="32"/>
+          <w:szCs w:val="32"/>
+        </w:rPr>
+      </w:pPr>
+      <w:r>
+        <w:rPr>
+          <w:rFonts w:ascii="Times New Roman" w:hAnsi="Times New Roman" w:cs="Times New Roman"/>
+          <w:sz w:val="32"/>
+          <w:szCs w:val="32"/>
+        </w:rPr>
+        <w:t>2</w:t>
+      </w:r>
+      <w:r>
+        <w:rPr>
+          <w:rFonts w:ascii="Times New Roman" w:hAnsi="Times New Roman" w:cs="Times New Roman"/>
+          <w:sz w:val="32"/>
+          <w:szCs w:val="32"/>
+        </w:rPr>
+        <w:t>. Hiển thị chip/bonus của từng player dạng gọn hơn</w:t>
+      </w:r>
+    </w:p>
+    <w:p>
+      <w:pPr>
+        <w:rPr>
+          <w:rFonts w:ascii="Times New Roman" w:hAnsi="Times New Roman" w:cs="Times New Roman"/>
+          <w:sz w:val="32"/>
+          <w:szCs w:val="32"/>
+        </w:rPr>
+      </w:pPr>
+      <w:r>
+        <w:rPr>
+          <w:rFonts w:ascii="Times New Roman" w:hAnsi="Times New Roman" w:cs="Times New Roman"/>
+          <w:sz w:val="32"/>
+          <w:szCs w:val="32"/>
+        </w:rPr>
+        <w:t>=&gt;</w:t>
+      </w:r>
+      <w:r>
+        <w:rPr>
+          <w:rFonts w:ascii="Times New Roman" w:hAnsi="Times New Roman" w:cs="Times New Roman"/>
+          <w:sz w:val="32"/>
+          <w:szCs w:val="32"/>
+        </w:rPr>
+        <w:t xml:space="preserve"> backend</w:t>
       </w:r>
     </w:p>
     <w:sectPr>

--- a/revise/Day 5/test case.docx
+++ b/revise/Day 5/test case.docx
@@ -945,6 +945,84 @@
         </w:rPr>
         <w:t xml:space="preserve"> backend</w:t>
       </w:r>
+    </w:p>
+    <w:p>
+      <w:pPr>
+        <w:rPr>
+          <w:rFonts w:ascii="Times New Roman" w:hAnsi="Times New Roman" w:cs="Times New Roman"/>
+          <w:sz w:val="32"/>
+          <w:szCs w:val="32"/>
+        </w:rPr>
+      </w:pPr>
+      <w:r>
+        <w:rPr>
+          <w:rFonts w:ascii="Times New Roman" w:hAnsi="Times New Roman" w:cs="Times New Roman"/>
+          <w:sz w:val="32"/>
+          <w:szCs w:val="32"/>
+        </w:rPr>
+        <w:lastRenderedPageBreak/>
+        <w:t>Day 7:</w:t>
+      </w:r>
+    </w:p>
+    <w:p>
+      <w:pPr>
+        <w:rPr>
+          <w:rFonts w:ascii="Times New Roman" w:hAnsi="Times New Roman" w:cs="Times New Roman"/>
+          <w:sz w:val="32"/>
+          <w:szCs w:val="32"/>
+        </w:rPr>
+      </w:pPr>
+      <w:r>
+        <w:rPr>
+          <w:rFonts w:ascii="Times New Roman" w:hAnsi="Times New Roman" w:cs="Times New Roman"/>
+          <w:sz w:val="32"/>
+          <w:szCs w:val="32"/>
+        </w:rPr>
+        <w:t>Thống nhất cách display css của player/bot/nobles/mảket</w:t>
+      </w:r>
+    </w:p>
+    <w:p>
+      <w:pPr>
+        <w:rPr>
+          <w:rFonts w:ascii="Times New Roman" w:hAnsi="Times New Roman" w:cs="Times New Roman"/>
+          <w:sz w:val="32"/>
+          <w:szCs w:val="32"/>
+        </w:rPr>
+      </w:pPr>
+      <w:r>
+        <w:rPr>
+          <w:rFonts w:ascii="Times New Roman" w:hAnsi="Times New Roman" w:cs="Times New Roman"/>
+          <w:sz w:val="32"/>
+          <w:szCs w:val="32"/>
+        </w:rPr>
+        <w:t>Chuyển từ dùng button =&gt; tương tác trực tiếp với thẻ/chip</w:t>
+      </w:r>
+    </w:p>
+    <w:p>
+      <w:pPr>
+        <w:rPr>
+          <w:rFonts w:ascii="Times New Roman" w:hAnsi="Times New Roman" w:cs="Times New Roman"/>
+          <w:sz w:val="32"/>
+          <w:szCs w:val="32"/>
+        </w:rPr>
+      </w:pPr>
+      <w:r>
+        <w:rPr>
+          <w:rFonts w:ascii="Times New Roman" w:hAnsi="Times New Roman" w:cs="Times New Roman"/>
+          <w:sz w:val="32"/>
+          <w:szCs w:val="32"/>
+        </w:rPr>
+        <w:t>Có thể: Highlight thẻ lấy được/chips?</w:t>
+      </w:r>
+    </w:p>
+    <w:p>
+      <w:pPr>
+        <w:rPr>
+          <w:rFonts w:ascii="Times New Roman" w:hAnsi="Times New Roman" w:cs="Times New Roman"/>
+          <w:sz w:val="32"/>
+          <w:szCs w:val="32"/>
+        </w:rPr>
+      </w:pPr>
     </w:p>
     <w:sectPr>
       <w:pgSz w:w="12240" w:h="15840"/>

--- a/revise/Day 5/test case.docx
+++ b/revise/Day 5/test case.docx
@@ -1013,6 +1013,347 @@
           <w:szCs w:val="32"/>
         </w:rPr>
         <w:t>Có thể: Highlight thẻ lấy được/chips?</w:t>
+      </w:r>
+    </w:p>
+    <w:p>
+      <w:pPr>
+        <w:rPr>
+          <w:rFonts w:ascii="Times New Roman" w:hAnsi="Times New Roman" w:cs="Times New Roman"/>
+          <w:sz w:val="32"/>
+          <w:szCs w:val="32"/>
+        </w:rPr>
+      </w:pPr>
+      <w:r>
+        <w:rPr>
+          <w:rFonts w:ascii="Times New Roman" w:hAnsi="Times New Roman" w:cs="Times New Roman"/>
+          <w:sz w:val="32"/>
+          <w:szCs w:val="32"/>
+        </w:rPr>
+        <w:t>Day 8:</w:t>
+      </w:r>
+    </w:p>
+    <w:p>
+      <w:pPr>
+        <w:rPr>
+          <w:rFonts w:ascii="Times New Roman" w:hAnsi="Times New Roman" w:cs="Times New Roman"/>
+          <w:sz w:val="32"/>
+          <w:szCs w:val="32"/>
+        </w:rPr>
+      </w:pPr>
+      <w:r>
+        <w:rPr>
+          <w:rFonts w:ascii="Times New Roman" w:hAnsi="Times New Roman" w:cs="Times New Roman"/>
+          <w:sz w:val="32"/>
+          <w:szCs w:val="32"/>
+        </w:rPr>
+        <w:t>1. Dọn right panel</w:t>
+      </w:r>
+    </w:p>
+    <w:p>
+      <w:pPr>
+        <w:rPr>
+          <w:rFonts w:ascii="Times New Roman" w:hAnsi="Times New Roman" w:cs="Times New Roman"/>
+          <w:sz w:val="32"/>
+          <w:szCs w:val="32"/>
+        </w:rPr>
+      </w:pPr>
+      <w:r>
+        <w:rPr>
+          <w:rFonts w:ascii="Times New Roman" w:hAnsi="Times New Roman" w:cs="Times New Roman"/>
+          <w:sz w:val="32"/>
+          <w:szCs w:val="32"/>
+        </w:rPr>
+        <w:t>- Cân nhắc bỏ Collected Nobles riêng</w:t>
+      </w:r>
+    </w:p>
+    <w:p>
+      <w:pPr>
+        <w:rPr>
+          <w:rFonts w:ascii="Times New Roman" w:hAnsi="Times New Roman" w:cs="Times New Roman"/>
+          <w:sz w:val="32"/>
+          <w:szCs w:val="32"/>
+        </w:rPr>
+      </w:pPr>
+      <w:r>
+        <w:rPr>
+          <w:rFonts w:ascii="Times New Roman" w:hAnsi="Times New Roman" w:cs="Times New Roman"/>
+          <w:sz w:val="32"/>
+          <w:szCs w:val="32"/>
+        </w:rPr>
+        <w:t>- Có thể đưa Nobles về dạng summary giống bot: Nobles 0 / hoặc icon nhỏ</w:t>
+      </w:r>
+    </w:p>
+    <w:p>
+      <w:pPr>
+        <w:rPr>
+          <w:rFonts w:ascii="Times New Roman" w:hAnsi="Times New Roman" w:cs="Times New Roman"/>
+          <w:sz w:val="32"/>
+          <w:szCs w:val="32"/>
+        </w:rPr>
+      </w:pPr>
+      <w:r>
+        <w:rPr>
+          <w:rFonts w:ascii="Times New Roman" w:hAnsi="Times New Roman" w:cs="Times New Roman"/>
+          <w:sz w:val="32"/>
+          <w:szCs w:val="32"/>
+        </w:rPr>
+        <w:t>- Current player display giữ giống Other Players nhưng có thêm phần chi tiết</w:t>
+      </w:r>
+    </w:p>
+    <w:p>
+      <w:pPr>
+        <w:rPr>
+          <w:rFonts w:ascii="Times New Roman" w:hAnsi="Times New Roman" w:cs="Times New Roman"/>
+          <w:sz w:val="32"/>
+          <w:szCs w:val="32"/>
+        </w:rPr>
+      </w:pPr>
+      <w:r>
+        <w:rPr>
+          <w:rFonts w:ascii="Times New Roman" w:hAnsi="Times New Roman" w:cs="Times New Roman"/>
+          <w:sz w:val="32"/>
+          <w:szCs w:val="32"/>
+        </w:rPr>
+        <w:t>2. Card interaction</w:t>
+      </w:r>
+    </w:p>
+    <w:p>
+      <w:pPr>
+        <w:rPr>
+          <w:rFonts w:ascii="Times New Roman" w:hAnsi="Times New Roman" w:cs="Times New Roman"/>
+          <w:sz w:val="32"/>
+          <w:szCs w:val="32"/>
+        </w:rPr>
+      </w:pPr>
+      <w:r>
+        <w:rPr>
+          <w:rFonts w:ascii="Times New Roman" w:hAnsi="Times New Roman" w:cs="Times New Roman"/>
+          <w:sz w:val="32"/>
+          <w:szCs w:val="32"/>
+        </w:rPr>
+        <w:t>- Highlight thẻ đang chọn</w:t>
+      </w:r>
+    </w:p>
+    <w:p>
+      <w:pPr>
+        <w:rPr>
+          <w:rFonts w:ascii="Times New Roman" w:hAnsi="Times New Roman" w:cs="Times New Roman"/>
+          <w:sz w:val="32"/>
+          <w:szCs w:val="32"/>
+        </w:rPr>
+      </w:pPr>
+      <w:r>
+        <w:rPr>
+          <w:rFonts w:ascii="Times New Roman" w:hAnsi="Times New Roman" w:cs="Times New Roman"/>
+          <w:sz w:val="32"/>
+          <w:szCs w:val="32"/>
+        </w:rPr>
+        <w:t>- Buy Card → click thẻ → highlight → Buy Card lần nữa để xác nhận</w:t>
+      </w:r>
+    </w:p>
+    <w:p>
+      <w:pPr>
+        <w:rPr>
+          <w:rFonts w:ascii="Times New Roman" w:hAnsi="Times New Roman" w:cs="Times New Roman"/>
+          <w:sz w:val="32"/>
+          <w:szCs w:val="32"/>
+        </w:rPr>
+      </w:pPr>
+      <w:r>
+        <w:rPr>
+          <w:rFonts w:ascii="Times New Roman" w:hAnsi="Times New Roman" w:cs="Times New Roman"/>
+          <w:sz w:val="32"/>
+          <w:szCs w:val="32"/>
+        </w:rPr>
+        <w:t>- Reserve Card → click thẻ → highlight → Reserve Card lần nữa để xác nhận</w:t>
+      </w:r>
+    </w:p>
+    <w:p>
+      <w:pPr>
+        <w:rPr>
+          <w:rFonts w:ascii="Times New Roman" w:hAnsi="Times New Roman" w:cs="Times New Roman"/>
+          <w:sz w:val="32"/>
+          <w:szCs w:val="32"/>
+        </w:rPr>
+      </w:pPr>
+      <w:r>
+        <w:rPr>
+          <w:rFonts w:ascii="Times New Roman" w:hAnsi="Times New Roman" w:cs="Times New Roman"/>
+          <w:sz w:val="32"/>
+          <w:szCs w:val="32"/>
+        </w:rPr>
+        <w:t>- Cancel huỷ chọn</w:t>
+      </w:r>
+    </w:p>
+    <w:p>
+      <w:pPr>
+        <w:rPr>
+          <w:rFonts w:ascii="Times New Roman" w:hAnsi="Times New Roman" w:cs="Times New Roman"/>
+          <w:sz w:val="32"/>
+          <w:szCs w:val="32"/>
+        </w:rPr>
+      </w:pPr>
+      <w:r>
+        <w:rPr>
+          <w:rFonts w:ascii="Times New Roman" w:hAnsi="Times New Roman" w:cs="Times New Roman"/>
+          <w:sz w:val="32"/>
+          <w:szCs w:val="32"/>
+        </w:rPr>
+        <w:t>3. Dọn nút trong card</w:t>
+      </w:r>
+    </w:p>
+    <w:p>
+      <w:pPr>
+        <w:rPr>
+          <w:rFonts w:ascii="Times New Roman" w:hAnsi="Times New Roman" w:cs="Times New Roman"/>
+          <w:sz w:val="32"/>
+          <w:szCs w:val="32"/>
+        </w:rPr>
+      </w:pPr>
+      <w:r>
+        <w:rPr>
+          <w:rFonts w:ascii="Times New Roman" w:hAnsi="Times New Roman" w:cs="Times New Roman"/>
+          <w:sz w:val="32"/>
+          <w:szCs w:val="32"/>
+        </w:rPr>
+        <w:t>- Bỏ nút Buy trên Market card</w:t>
+      </w:r>
+    </w:p>
+    <w:p>
+      <w:pPr>
+        <w:rPr>
+          <w:rFonts w:ascii="Times New Roman" w:hAnsi="Times New Roman" w:cs="Times New Roman"/>
+          <w:sz w:val="32"/>
+          <w:szCs w:val="32"/>
+        </w:rPr>
+      </w:pPr>
+      <w:r>
+        <w:rPr>
+          <w:rFonts w:ascii="Times New Roman" w:hAnsi="Times New Roman" w:cs="Times New Roman"/>
+          <w:sz w:val="32"/>
+          <w:szCs w:val="32"/>
+        </w:rPr>
+        <w:t>- Bỏ nút Buy Reserved trong Reserved Cards</w:t>
+      </w:r>
+    </w:p>
+    <w:p>
+      <w:pPr>
+        <w:rPr>
+          <w:rFonts w:ascii="Times New Roman" w:hAnsi="Times New Roman" w:cs="Times New Roman"/>
+          <w:sz w:val="32"/>
+          <w:szCs w:val="32"/>
+        </w:rPr>
+      </w:pPr>
+      <w:r>
+        <w:rPr>
+          <w:rFonts w:ascii="Times New Roman" w:hAnsi="Times New Roman" w:cs="Times New Roman"/>
+          <w:sz w:val="32"/>
+          <w:szCs w:val="32"/>
+        </w:rPr>
+        <w:t>- Dùng action panel làm nơi xác nhận duy nhất</w:t>
+      </w:r>
+    </w:p>
+    <w:p>
+      <w:pPr>
+        <w:rPr>
+          <w:rFonts w:ascii="Times New Roman" w:hAnsi="Times New Roman" w:cs="Times New Roman"/>
+          <w:sz w:val="32"/>
+          <w:szCs w:val="32"/>
+        </w:rPr>
+      </w:pPr>
+      <w:r>
+        <w:rPr>
+          <w:rFonts w:ascii="Times New Roman" w:hAnsi="Times New Roman" w:cs="Times New Roman"/>
+          <w:sz w:val="32"/>
+          <w:szCs w:val="32"/>
+        </w:rPr>
+        <w:t>4. Reserved Cards</w:t>
+      </w:r>
+    </w:p>
+    <w:p>
+      <w:pPr>
+        <w:rPr>
+          <w:rFonts w:ascii="Times New Roman" w:hAnsi="Times New Roman" w:cs="Times New Roman"/>
+          <w:sz w:val="32"/>
+          <w:szCs w:val="32"/>
+        </w:rPr>
+      </w:pPr>
+      <w:r>
+        <w:rPr>
+          <w:rFonts w:ascii="Times New Roman" w:hAnsi="Times New Roman" w:cs="Times New Roman"/>
+          <w:sz w:val="32"/>
+          <w:szCs w:val="32"/>
+        </w:rPr>
+        <w:t>- Format giống Market card</w:t>
+      </w:r>
+    </w:p>
+    <w:p>
+      <w:pPr>
+        <w:rPr>
+          <w:rFonts w:ascii="Times New Roman" w:hAnsi="Times New Roman" w:cs="Times New Roman"/>
+          <w:sz w:val="32"/>
+          <w:szCs w:val="32"/>
+        </w:rPr>
+      </w:pPr>
+      <w:r>
+        <w:rPr>
+          <w:rFonts w:ascii="Times New Roman" w:hAnsi="Times New Roman" w:cs="Times New Roman"/>
+          <w:sz w:val="32"/>
+          <w:szCs w:val="32"/>
+        </w:rPr>
+        <w:lastRenderedPageBreak/>
+        <w:t>- Cost dùng chip tròn màu + số</w:t>
+      </w:r>
+    </w:p>
+    <w:p>
+      <w:pPr>
+        <w:rPr>
+          <w:rFonts w:ascii="Times New Roman" w:hAnsi="Times New Roman" w:cs="Times New Roman"/>
+          <w:sz w:val="32"/>
+          <w:szCs w:val="32"/>
+        </w:rPr>
+      </w:pPr>
+      <w:r>
+        <w:rPr>
+          <w:rFonts w:ascii="Times New Roman" w:hAnsi="Times New Roman" w:cs="Times New Roman"/>
+          <w:sz w:val="32"/>
+          <w:szCs w:val="32"/>
+        </w:rPr>
+        <w:t>- Click reserved card để chọn mua</w:t>
+      </w:r>
+    </w:p>
+    <w:p>
+      <w:pPr>
+        <w:rPr>
+          <w:rFonts w:ascii="Times New Roman" w:hAnsi="Times New Roman" w:cs="Times New Roman"/>
+          <w:sz w:val="32"/>
+          <w:szCs w:val="32"/>
+        </w:rPr>
+      </w:pPr>
+      <w:r>
+        <w:rPr>
+          <w:rFonts w:ascii="Times New Roman" w:hAnsi="Times New Roman" w:cs="Times New Roman"/>
+          <w:sz w:val="32"/>
+          <w:szCs w:val="32"/>
+        </w:rPr>
+        <w:t>5. Sau cùng</w:t>
+      </w:r>
+    </w:p>
+    <w:p>
+      <w:pPr>
+        <w:rPr>
+          <w:rFonts w:ascii="Times New Roman" w:hAnsi="Times New Roman" w:cs="Times New Roman"/>
+          <w:sz w:val="32"/>
+          <w:szCs w:val="32"/>
+        </w:rPr>
+      </w:pPr>
+      <w:r>
+        <w:rPr>
+          <w:rFonts w:ascii="Times New Roman" w:hAnsi="Times New Roman" w:cs="Times New Roman"/>
+          <w:sz w:val="32"/>
+          <w:szCs w:val="32"/>
+        </w:rPr>
+        <w:t>- Test lại full single player: take chip, buy, reserve, buy reserved, claim noble, bot turn, end game</w:t>
       </w:r>
     </w:p>
     <w:p>

--- a/revise/Day 5/test case.docx
+++ b/revise/Day 5/test case.docx
@@ -1354,6 +1354,338 @@
           <w:szCs w:val="32"/>
         </w:rPr>
         <w:t>- Test lại full single player: take chip, buy, reserve, buy reserved, claim noble, bot turn, end game</w:t>
+      </w:r>
+    </w:p>
+    <w:p>
+      <w:pPr>
+        <w:rPr>
+          <w:rFonts w:ascii="Times New Roman" w:hAnsi="Times New Roman" w:cs="Times New Roman"/>
+          <w:sz w:val="32"/>
+          <w:szCs w:val="32"/>
+        </w:rPr>
+      </w:pPr>
+      <w:r>
+        <w:rPr>
+          <w:rFonts w:ascii="Times New Roman" w:hAnsi="Times New Roman" w:cs="Times New Roman"/>
+          <w:sz w:val="32"/>
+          <w:szCs w:val="32"/>
+        </w:rPr>
+        <w:t>Day 8:</w:t>
+      </w:r>
+    </w:p>
+    <w:p>
+      <w:pPr>
+        <w:rPr>
+          <w:rFonts w:ascii="Times New Roman" w:hAnsi="Times New Roman" w:cs="Times New Roman"/>
+          <w:sz w:val="32"/>
+          <w:szCs w:val="32"/>
+        </w:rPr>
+      </w:pPr>
+      <w:r>
+        <w:rPr>
+          <w:rFonts w:ascii="Times New Roman" w:hAnsi="Times New Roman" w:cs="Times New Roman"/>
+          <w:sz w:val="32"/>
+          <w:szCs w:val="32"/>
+        </w:rPr>
+        <w:t>Vấn đề còn sót:</w:t>
+      </w:r>
+    </w:p>
+    <w:p>
+      <w:pPr>
+        <w:rPr>
+          <w:rFonts w:ascii="Times New Roman" w:hAnsi="Times New Roman" w:cs="Times New Roman"/>
+          <w:sz w:val="32"/>
+          <w:szCs w:val="32"/>
+        </w:rPr>
+      </w:pPr>
+      <w:r>
+        <w:rPr>
+          <w:rFonts w:ascii="Times New Roman" w:hAnsi="Times New Roman" w:cs="Times New Roman"/>
+          <w:sz w:val="32"/>
+          <w:szCs w:val="32"/>
+        </w:rPr>
+        <w:t>Thêm 1 chồng thẻ hiển thị tier để thực hiện hành động reserved từ bộ bài</w:t>
+      </w:r>
+    </w:p>
+    <w:p>
+      <w:pPr>
+        <w:rPr>
+          <w:rFonts w:ascii="Times New Roman" w:hAnsi="Times New Roman" w:cs="Times New Roman"/>
+          <w:sz w:val="32"/>
+          <w:szCs w:val="32"/>
+        </w:rPr>
+      </w:pPr>
+      <w:r>
+        <w:rPr>
+          <w:rFonts w:ascii="Times New Roman" w:hAnsi="Times New Roman" w:cs="Times New Roman"/>
+          <w:sz w:val="32"/>
+          <w:szCs w:val="32"/>
+        </w:rPr>
+        <w:t>Xoá khu owned card (quá bất tiện)</w:t>
+      </w:r>
+    </w:p>
+    <w:p>
+      <w:pPr>
+        <w:rPr>
+          <w:rFonts w:ascii="Times New Roman" w:hAnsi="Times New Roman" w:cs="Times New Roman"/>
+          <w:sz w:val="32"/>
+          <w:szCs w:val="32"/>
+        </w:rPr>
+      </w:pPr>
+      <w:r>
+        <w:rPr>
+          <w:rFonts w:ascii="Times New Roman" w:hAnsi="Times New Roman" w:cs="Times New Roman"/>
+          <w:sz w:val="32"/>
+          <w:szCs w:val="32"/>
+        </w:rPr>
+        <w:t xml:space="preserve">Game crash khi bot không còn chip để </w:t>
+      </w:r>
+      <w:r>
+        <w:rPr>
+          <w:rFonts w:ascii="Times New Roman" w:hAnsi="Times New Roman" w:cs="Times New Roman"/>
+          <w:sz w:val="32"/>
+          <w:szCs w:val="32"/>
+        </w:rPr>
+        <w:t>lấy (</w:t>
+      </w:r>
+      <w:r>
+        <w:rPr>
+          <w:rFonts w:ascii="Times New Roman" w:hAnsi="Times New Roman" w:cs="Times New Roman"/>
+          <w:sz w:val="32"/>
+          <w:szCs w:val="32"/>
+        </w:rPr>
+        <w:t>hiếm khi), nhưng có xảy ra</w:t>
+      </w:r>
+    </w:p>
+    <w:p>
+      <w:pPr>
+        <w:rPr>
+          <w:rFonts w:ascii="Times New Roman" w:hAnsi="Times New Roman" w:cs="Times New Roman"/>
+          <w:sz w:val="32"/>
+          <w:szCs w:val="32"/>
+        </w:rPr>
+      </w:pPr>
+      <w:r>
+        <w:rPr>
+          <w:rFonts w:ascii="Times New Roman" w:hAnsi="Times New Roman" w:cs="Times New Roman"/>
+          <w:sz w:val="32"/>
+          <w:szCs w:val="32"/>
+        </w:rPr>
+        <w:t xml:space="preserve">Sửa lại layout của market để fit </w:t>
+      </w:r>
+    </w:p>
+    <w:p>
+      <w:pPr>
+        <w:rPr>
+          <w:rFonts w:ascii="Times New Roman" w:hAnsi="Times New Roman" w:cs="Times New Roman"/>
+          <w:sz w:val="32"/>
+          <w:szCs w:val="32"/>
+        </w:rPr>
+      </w:pPr>
+      <w:r>
+        <w:rPr>
+          <w:rFonts w:ascii="Times New Roman" w:hAnsi="Times New Roman" w:cs="Times New Roman"/>
+          <w:sz w:val="32"/>
+          <w:szCs w:val="32"/>
+        </w:rPr>
+        <w:t xml:space="preserve">Khu của người chơi chỉ nên hiện của người chơi, vì thông tin của bot đã ở khu bên trái </w:t>
+      </w:r>
+      <w:proofErr w:type="gramStart"/>
+      <w:r>
+        <w:rPr>
+          <w:rFonts w:ascii="Times New Roman" w:hAnsi="Times New Roman" w:cs="Times New Roman"/>
+          <w:sz w:val="32"/>
+          <w:szCs w:val="32"/>
+        </w:rPr>
+        <w:t>rồi</w:t>
+      </w:r>
+      <w:r>
+        <w:rPr>
+          <w:rFonts w:ascii="Times New Roman" w:hAnsi="Times New Roman" w:cs="Times New Roman"/>
+          <w:sz w:val="32"/>
+          <w:szCs w:val="32"/>
+        </w:rPr>
+        <w:t>(</w:t>
+      </w:r>
+      <w:proofErr w:type="gramEnd"/>
+      <w:r>
+        <w:rPr>
+          <w:rFonts w:ascii="Times New Roman" w:hAnsi="Times New Roman" w:cs="Times New Roman"/>
+          <w:sz w:val="32"/>
+          <w:szCs w:val="32"/>
+        </w:rPr>
+        <w:t>tưởng cái này là tính năng nma trông bất tiện vl)</w:t>
+      </w:r>
+    </w:p>
+    <w:p>
+      <w:pPr>
+        <w:rPr>
+          <w:rFonts w:ascii="Times New Roman" w:hAnsi="Times New Roman" w:cs="Times New Roman"/>
+          <w:sz w:val="32"/>
+          <w:szCs w:val="32"/>
+        </w:rPr>
+      </w:pPr>
+      <w:r>
+        <w:rPr>
+          <w:rFonts w:ascii="Times New Roman" w:hAnsi="Times New Roman" w:cs="Times New Roman"/>
+          <w:sz w:val="32"/>
+          <w:szCs w:val="32"/>
+        </w:rPr>
+        <w:t>Day 9:</w:t>
+      </w:r>
+    </w:p>
+    <w:p>
+      <w:pPr>
+        <w:rPr>
+          <w:rFonts w:ascii="Times New Roman" w:hAnsi="Times New Roman" w:cs="Times New Roman"/>
+          <w:sz w:val="32"/>
+          <w:szCs w:val="32"/>
+        </w:rPr>
+      </w:pPr>
+      <w:r>
+        <w:rPr>
+          <w:rFonts w:ascii="Times New Roman" w:hAnsi="Times New Roman" w:cs="Times New Roman"/>
+          <w:sz w:val="32"/>
+          <w:szCs w:val="32"/>
+        </w:rPr>
+        <w:t>Đã xoá owned card</w:t>
+      </w:r>
+    </w:p>
+    <w:p>
+      <w:pPr>
+        <w:rPr>
+          <w:rFonts w:ascii="Times New Roman" w:hAnsi="Times New Roman" w:cs="Times New Roman"/>
+          <w:sz w:val="32"/>
+          <w:szCs w:val="32"/>
+        </w:rPr>
+      </w:pPr>
+      <w:r>
+        <w:rPr>
+          <w:rFonts w:ascii="Times New Roman" w:hAnsi="Times New Roman" w:cs="Times New Roman"/>
+          <w:sz w:val="32"/>
+          <w:szCs w:val="32"/>
+        </w:rPr>
+        <w:t xml:space="preserve">Đã fix bot để k </w:t>
+      </w:r>
+      <w:proofErr w:type="gramStart"/>
+      <w:r>
+        <w:rPr>
+          <w:rFonts w:ascii="Times New Roman" w:hAnsi="Times New Roman" w:cs="Times New Roman"/>
+          <w:sz w:val="32"/>
+          <w:szCs w:val="32"/>
+        </w:rPr>
+        <w:t>crash(</w:t>
+      </w:r>
+      <w:proofErr w:type="gramEnd"/>
+      <w:r>
+        <w:rPr>
+          <w:rFonts w:ascii="Times New Roman" w:hAnsi="Times New Roman" w:cs="Times New Roman"/>
+          <w:sz w:val="32"/>
+          <w:szCs w:val="32"/>
+        </w:rPr>
+        <w:t>thêm điều kiện skip turn/cho khôn hơn chút)</w:t>
+      </w:r>
+    </w:p>
+    <w:p>
+      <w:pPr>
+        <w:rPr>
+          <w:rFonts w:ascii="Times New Roman" w:hAnsi="Times New Roman" w:cs="Times New Roman"/>
+          <w:sz w:val="32"/>
+          <w:szCs w:val="32"/>
+        </w:rPr>
+      </w:pPr>
+      <w:r>
+        <w:rPr>
+          <w:rFonts w:ascii="Times New Roman" w:hAnsi="Times New Roman" w:cs="Times New Roman"/>
+          <w:sz w:val="32"/>
+          <w:szCs w:val="32"/>
+        </w:rPr>
+        <w:t>Giờ khu bên phải chỉ hiện của người chơi</w:t>
+      </w:r>
+    </w:p>
+    <w:p>
+      <w:pPr>
+        <w:rPr>
+          <w:rFonts w:ascii="Times New Roman" w:hAnsi="Times New Roman" w:cs="Times New Roman"/>
+          <w:sz w:val="32"/>
+          <w:szCs w:val="32"/>
+        </w:rPr>
+      </w:pPr>
+      <w:r>
+        <w:rPr>
+          <w:rFonts w:ascii="Times New Roman" w:hAnsi="Times New Roman" w:cs="Times New Roman"/>
+          <w:sz w:val="32"/>
+          <w:szCs w:val="32"/>
+        </w:rPr>
+        <w:t>NOTE:</w:t>
+      </w:r>
+    </w:p>
+    <w:p>
+      <w:pPr>
+        <w:rPr>
+          <w:rFonts w:ascii="Times New Roman" w:hAnsi="Times New Roman" w:cs="Times New Roman"/>
+          <w:sz w:val="32"/>
+          <w:szCs w:val="32"/>
+        </w:rPr>
+      </w:pPr>
+      <w:r>
+        <w:rPr>
+          <w:rFonts w:ascii="Times New Roman" w:hAnsi="Times New Roman" w:cs="Times New Roman"/>
+          <w:sz w:val="32"/>
+          <w:szCs w:val="32"/>
+        </w:rPr>
+        <w:t>1. Thêm chồng bài Tier 1/2/3 để reserve từ deck</w:t>
+      </w:r>
+    </w:p>
+    <w:p>
+      <w:pPr>
+        <w:rPr>
+          <w:rFonts w:ascii="Times New Roman" w:hAnsi="Times New Roman" w:cs="Times New Roman"/>
+          <w:sz w:val="32"/>
+          <w:szCs w:val="32"/>
+        </w:rPr>
+      </w:pPr>
+      <w:r>
+        <w:rPr>
+          <w:rFonts w:ascii="Times New Roman" w:hAnsi="Times New Roman" w:cs="Times New Roman"/>
+          <w:sz w:val="32"/>
+          <w:szCs w:val="32"/>
+        </w:rPr>
+        <w:t>2. Sửa lại layout Market cho fit hơn</w:t>
+      </w:r>
+    </w:p>
+    <w:p>
+      <w:pPr>
+        <w:rPr>
+          <w:rFonts w:ascii="Times New Roman" w:hAnsi="Times New Roman" w:cs="Times New Roman"/>
+          <w:sz w:val="32"/>
+          <w:szCs w:val="32"/>
+        </w:rPr>
+      </w:pPr>
+      <w:r>
+        <w:rPr>
+          <w:rFonts w:ascii="Times New Roman" w:hAnsi="Times New Roman" w:cs="Times New Roman"/>
+          <w:sz w:val="32"/>
+          <w:szCs w:val="32"/>
+        </w:rPr>
+        <w:t>3. Sau đó mới dọn nút Buy / Buy Reserved nếu còn thời gian</w:t>
+      </w:r>
+    </w:p>
+    <w:p>
+      <w:pPr>
+        <w:rPr>
+          <w:rFonts w:ascii="Times New Roman" w:hAnsi="Times New Roman" w:cs="Times New Roman"/>
+          <w:sz w:val="32"/>
+          <w:szCs w:val="32"/>
+        </w:rPr>
+      </w:pPr>
+      <w:r>
+        <w:rPr>
+          <w:rFonts w:ascii="Times New Roman" w:hAnsi="Times New Roman" w:cs="Times New Roman"/>
+          <w:sz w:val="32"/>
+          <w:szCs w:val="32"/>
+        </w:rPr>
+        <w:t>4. Cân nhắc bỏ/thu gọn Collected Nobles</w:t>
       </w:r>
     </w:p>
     <w:p>
@@ -2722,7 +3054,6 @@
   <w:style w:type="character" w:default="1" w:styleId="DefaultParagraphFont">
     <w:name w:val="Default Paragraph Font"/>
     <w:uiPriority w:val="1"/>
-    <w:semiHidden/>
     <w:unhideWhenUsed/>
   </w:style>
   <w:style w:type="table" w:default="1" w:styleId="TableNormal">
